--- a/a7/packages/A7 Unit 6 - Relationships in Triangles/Lessons/6.03/A7 6.03 Pythagorean Theorem - Teacher Edition.docx
+++ b/a7/packages/A7 Unit 6 - Relationships in Triangles/Lessons/6.03/A7 6.03 Pythagorean Theorem - Teacher Edition.docx
@@ -1826,7 +1826,7 @@
           <w:color w:val="6B6B6B"/>
           <w:sz w:val="19"/>
         </w:rPr>
-        <w:t xml:space="preserve">   3 retrieves 4.05 — a perfect square's root (last unit).</w:t>
+        <w:t xml:space="preserve">   3 retrieves 4.05 — a perfect square's root (Unit 4) (two units back).</w:t>
       </w:r>
       <w:r>
         <w:rPr>
@@ -2099,7 +2099,7 @@
           <w:color w:val="1A1A1A"/>
           <w:sz w:val="21"/>
         </w:rPr>
-        <w:t>25 + 121 = 146, and √146 = 12.08, so 12.1.</w:t>
+        <w:t>25 + 121 = 146 and √146 ≈ 12.08, so 12.1 — a board with 16 added the legs; a board with 146 stopped before the root.</w:t>
       </w:r>
     </w:p>
     <w:p>
@@ -2165,7 +2165,7 @@
           <w:color w:val="1A1A1A"/>
           <w:sz w:val="21"/>
         </w:rPr>
-        <w:t>Ask which number is c before anyone squares: 26, the longest — so this time a square is subtracted.</w:t>
+        <w:t>Ask which number is c before anyone squares: 15, the longest — so this time a square is subtracted.</w:t>
       </w:r>
     </w:p>
     <w:p>
@@ -2198,7 +2198,7 @@
           <w:color w:val="1A1A1A"/>
           <w:sz w:val="21"/>
         </w:rPr>
-        <w:t>26 is c, so 26</w:t>
+        <w:t>15 is c, so 15</w:t>
       </w:r>
       <w:r>
         <w:rPr>
@@ -2236,7 +2236,7 @@
           <w:color w:val="1A1A1A"/>
           <w:sz w:val="21"/>
         </w:rPr>
-        <w:t xml:space="preserve"> + 576 = 676, b</w:t>
+        <w:t xml:space="preserve"> + 64 = 225, b</w:t>
       </w:r>
       <w:r>
         <w:rPr>
@@ -2255,7 +2255,7 @@
           <w:color w:val="1A1A1A"/>
           <w:sz w:val="21"/>
         </w:rPr>
-        <w:t xml:space="preserve"> = 100, b = 10, and 10 is shorter than 26.</w:t>
+        <w:t xml:space="preserve"> = 161, b = √161 ≈ 12.69, so 12.7 — and 12.7 is shorter than 15, as a leg must be.</w:t>
       </w:r>
     </w:p>
     <w:p>
@@ -2288,7 +2288,7 @@
           <w:color w:val="1A1A1A"/>
           <w:sz w:val="21"/>
         </w:rPr>
-        <w:t>121 − 36 = 85, and √85 = 9.22, so 9.2 — its own numbers, not the book's 12-ft ladder 7 ft out, which its own key gets wrong (audit D13).</w:t>
+        <w:t>121 − 36 = 85 and √85 ≈ 9.22, so 9.2 — a board with 12.5 added the squares (√157), longer than the hypotenuse.</w:t>
       </w:r>
     </w:p>
     <w:p>
@@ -2405,7 +2405,7 @@
           <w:color w:val="1A1A1A"/>
           <w:sz w:val="21"/>
         </w:rPr>
-        <w:t xml:space="preserve">A right triangle has legs of 4 in and 9 in.  How long is the hypotenuse, to the nearest tenth?  →  </w:t>
+        <w:t xml:space="preserve">A right triangle has legs of 4 inches and 9 inches.  How long is the hypotenuse, to the nearest tenth?  →  </w:t>
       </w:r>
       <w:r>
         <w:rPr>
@@ -2423,7 +2423,7 @@
           <w:color w:val="6B6B6B"/>
           <w:sz w:val="19"/>
         </w:rPr>
-        <w:t xml:space="preserve">   13 — added the legs [MA.8.GR.1.1]; 9.9 — rounded twice [audit D13: round once]</w:t>
+        <w:t xml:space="preserve">   13 — added the legs [MA.8.GR.1.1]; 9.9 — rounded twice [Notes II: round once, at the end]</w:t>
       </w:r>
     </w:p>
     <w:p>
@@ -2604,7 +2604,7 @@
           <w:color w:val="6B6B6B"/>
           <w:sz w:val="19"/>
         </w:rPr>
-        <w:t xml:space="preserve">   4.9 — subtracted, taking the 7 as the hypotenuse [Source of Truth, GR.1.1: misidentifying the hypotenuse]</w:t>
+        <w:t xml:space="preserve">   4.9 — subtracted, taking the 7 as the hypotenuse [Florida B1G-M, GR.1.1: misidentifying the hypotenuse]</w:t>
       </w:r>
     </w:p>
     <w:p>
@@ -2637,7 +2637,7 @@
           <w:color w:val="1A1A1A"/>
           <w:sz w:val="21"/>
         </w:rPr>
-        <w:t xml:space="preserve">A right triangle's hypotenuse is 20 in; its legs are 16 in and x. Which equation finds x?  →  </w:t>
+        <w:t xml:space="preserve">A right triangle's hypotenuse is 20 inches; its legs are 16 inches and x. Which equation finds x?  →  </w:t>
       </w:r>
       <w:r>
         <w:rPr>
@@ -2655,7 +2655,26 @@
           <w:color w:val="6B6B6B"/>
           <w:sz w:val="19"/>
         </w:rPr>
-        <w:t xml:space="preserve">   (A) the sides added, not their squares [MA.8.GR.1.1]; (B) the hypotenuse put with the legs [Source of Truth, GR.1.1: misidentifying the hypotenuse]; (C) doubled instead of squared [B1G-M, GR.1.1: doubling versus squaring]</w:t>
+        <w:t xml:space="preserve">   (A) the sides added, not their squares [MA.8.GR.1.1]; (B) the hypotenuse put with the legs [Florida B1G-M, GR.1.1: misidentifying the hypotenuse]; (C) doubled the 20 instead of squaring it — 20</w:t>
+      </w:r>
+      <w:r>
+        <w:rPr>
+          <w:b w:val="0"/>
+          <w:i/>
+          <w:color w:val="6B6B6B"/>
+          <w:sz w:val="19"/>
+          <w:vertAlign w:val="superscript"/>
+        </w:rPr>
+        <w:t>2</w:t>
+      </w:r>
+      <w:r>
+        <w:rPr>
+          <w:b w:val="0"/>
+          <w:i/>
+          <w:color w:val="6B6B6B"/>
+          <w:sz w:val="19"/>
+        </w:rPr>
+        <w:t xml:space="preserve"> means 20 × 20, not 2 × 20 [Notes I: the theorem is about squares]</w:t>
       </w:r>
       <w:r>
         <w:rPr>
@@ -2748,7 +2767,7 @@
           <w:color w:val="1A1A1A"/>
           <w:sz w:val="21"/>
         </w:rPr>
-        <w:t xml:space="preserve">A pennant is cut as a right triangle with legs of 8 in and 11 in. The fabric costs 6 dollars.  How long is its longest side, to the nearest tenth?  →  </w:t>
+        <w:t xml:space="preserve">A pennant is cut as a right triangle with legs of 8 inches and 11 inches. The fabric costs 6 dollars.  How long is its longest side, to the nearest tenth?  →  </w:t>
       </w:r>
       <w:r>
         <w:rPr>
@@ -3110,7 +3129,7 @@
           <w:color w:val="1A1A1A"/>
           <w:sz w:val="20"/>
         </w:rPr>
-        <w:t>4.9 — subtracted, taking the 7 as the hypotenuse [Source of Truth, GR.1.1: misidentifying the hypotenuse]</w:t>
+        <w:t>4.9 — subtracted, taking the 7 as the hypotenuse [Florida B1G-M, GR.1.1: misidentifying the hypotenuse]</w:t>
       </w:r>
     </w:p>
     <w:p>

--- a/a7/packages/A7 Unit 6 - Relationships in Triangles/Lessons/6.03/A7 6.03 Pythagorean Theorem - Teacher Edition.docx
+++ b/a7/packages/A7 Unit 6 - Relationships in Triangles/Lessons/6.03/A7 6.03 Pythagorean Theorem - Teacher Edition.docx
@@ -275,7 +275,7 @@
           <w:color w:val="1A1A1A"/>
           <w:sz w:val="21"/>
         </w:rPr>
-        <w:t>Stories (6.04); the coordinate plane (6.05); radicands over 225 or with a square factor; 3-D.</w:t>
+        <w:t>Stories (6.04); the coordinate plane (6.05); radicands over 225; simplifying a radical (√50 = 5√2 is Algebra 1 — a root's decimal is the answer); 3-D.</w:t>
       </w:r>
     </w:p>
     <w:p>
@@ -1733,7 +1733,7 @@
           <w:color w:val="1A1A1A"/>
           <w:sz w:val="21"/>
         </w:rPr>
-        <w:t xml:space="preserve">Warm-Up — On your own. Four minutes. No notes.  </w:t>
+        <w:t xml:space="preserve">Warm-Up — On your own. No notes.  </w:t>
       </w:r>
       <w:r>
         <w:rPr>
@@ -2423,7 +2423,7 @@
           <w:color w:val="6B6B6B"/>
           <w:sz w:val="19"/>
         </w:rPr>
-        <w:t xml:space="preserve">   13 — added the legs [MA.8.GR.1.1]; 9.9 — rounded twice [Notes II: round once, at the end]</w:t>
+        <w:t xml:space="preserve">   13 — added the legs [MA.8.GR.1.1]; 9.9 — rounded twice, 9.849 → 9.85 → 9.9: round once, from the full value</w:t>
       </w:r>
     </w:p>
     <w:p>
@@ -2586,7 +2586,7 @@
           <w:color w:val="1A1A1A"/>
           <w:sz w:val="21"/>
         </w:rPr>
-        <w:t xml:space="preserve">The right triangle is drawn turned. Its legs are 5 cm and 7 cm.  How long is the hypotenuse, to the nearest tenth?  →  </w:t>
+        <w:t xml:space="preserve">Two sides of this right triangle are 5 cm and 7 cm.  How long is the third side, to the nearest tenth?  →  </w:t>
       </w:r>
       <w:r>
         <w:rPr>
@@ -2646,7 +2646,64 @@
           <w:color w:val="9E1B32"/>
           <w:sz w:val="21"/>
         </w:rPr>
-        <w:t>D — and x = 12 in</w:t>
+        <w:t>D: 16</w:t>
+      </w:r>
+      <w:r>
+        <w:rPr>
+          <w:b/>
+          <w:i/>
+          <w:color w:val="9E1B32"/>
+          <w:sz w:val="21"/>
+          <w:vertAlign w:val="superscript"/>
+        </w:rPr>
+        <w:t>2</w:t>
+      </w:r>
+      <w:r>
+        <w:rPr>
+          <w:b/>
+          <w:i/>
+          <w:color w:val="9E1B32"/>
+          <w:sz w:val="21"/>
+        </w:rPr>
+        <w:t xml:space="preserve"> + x</w:t>
+      </w:r>
+      <w:r>
+        <w:rPr>
+          <w:b/>
+          <w:i/>
+          <w:color w:val="9E1B32"/>
+          <w:sz w:val="21"/>
+          <w:vertAlign w:val="superscript"/>
+        </w:rPr>
+        <w:t>2</w:t>
+      </w:r>
+      <w:r>
+        <w:rPr>
+          <w:b/>
+          <w:i/>
+          <w:color w:val="9E1B32"/>
+          <w:sz w:val="21"/>
+        </w:rPr>
+        <w:t xml:space="preserve"> = 20</w:t>
+      </w:r>
+      <w:r>
+        <w:rPr>
+          <w:b/>
+          <w:i/>
+          <w:color w:val="9E1B32"/>
+          <w:sz w:val="21"/>
+          <w:vertAlign w:val="superscript"/>
+        </w:rPr>
+        <w:t>2</w:t>
+      </w:r>
+      <w:r>
+        <w:rPr>
+          <w:b/>
+          <w:i/>
+          <w:color w:val="9E1B32"/>
+          <w:sz w:val="21"/>
+        </w:rPr>
+        <w:t>, so x = 12 in</w:t>
       </w:r>
       <w:r>
         <w:rPr>
@@ -2655,7 +2712,7 @@
           <w:color w:val="6B6B6B"/>
           <w:sz w:val="19"/>
         </w:rPr>
-        <w:t xml:space="preserve">   (A) the sides added, not their squares [MA.8.GR.1.1]; (B) the hypotenuse put with the legs [Florida B1G-M, GR.1.1: misidentifying the hypotenuse]; (C) doubled the 20 instead of squaring it — 20</w:t>
+        <w:t xml:space="preserve">   (A) the sides added, not their squares [MA.8.GR.1.1]; (B) the hypotenuse put with the legs [Florida B1G-M, GR.1.1: misidentifying the hypotenuse]; (C) squared the legs but not the hypotenuse — the 20 is a side too: 20</w:t>
       </w:r>
       <w:r>
         <w:rPr>
@@ -2674,7 +2731,7 @@
           <w:color w:val="6B6B6B"/>
           <w:sz w:val="19"/>
         </w:rPr>
-        <w:t xml:space="preserve"> means 20 × 20, not 2 × 20 [Notes I: the theorem is about squares]</w:t>
+        <w:t xml:space="preserve"> [Florida B1G-M, GR.1.1: calculation errors with the theorem]</w:t>
       </w:r>
       <w:r>
         <w:rPr>
